--- a/courts/eighth-circuit/missouri/state/court-of-appeals-western-district/reply-brief/usage/OUTPUT-reply-brief.docx
+++ b/courts/eighth-circuit/missouri/state/court-of-appeals-western-district/reply-brief/usage/OUTPUT-reply-brief.docx
@@ -13843,7 +13843,7 @@
         <w:t xml:space="preserve">v. City of St. Louis</w:t>
       </w:r>
       <w:r>
-        <w:t xml:space="preserve">, 778 -S.W.2d 711, 714 (Mo. App. 1989). Appellant concede that to prevail on their 1983</w:t>
+        <w:t xml:space="preserve">, 778 -​S.W.2d 711, 714 (Mo. App. 1989). Appellant concede that to prevail on their 1983</w:t>
       </w:r>
       <w:r>
         <w:t xml:space="preserve"> </w:t>
@@ -15015,7 +15015,7 @@
         <w:pStyle w:val="XdTail"/>
       </w:pPr>
       <w:r>
-        <w:t xml:space="preserve">/s/ W. Bevis Schock .</w:t>
+        <w:t xml:space="preserve">/s/ W. Bevis Schock .</w:t>
       </w:r>
       <w:r>
         <w:br/>
@@ -15113,7 +15113,7 @@
         <w:pStyle w:val="XdTail"/>
       </w:pPr>
       <w:r>
-        <w:t xml:space="preserve">/s/ W. Bevis Schock .</w:t>
+        <w:t xml:space="preserve">/s/ W. Bevis Schock .</w:t>
       </w:r>
       <w:r>
         <w:br/>
@@ -16277,6 +16277,7 @@
     <w:unhideWhenUsed/>
     <w:qFormat/>
     <w:pPr>
+      <w:keepLines/>
       <w:spacing w:before="0" w:after="140" w:line="299" w:lineRule="exact"/>
     </w:pPr>
     <w:rPr>
@@ -16527,6 +16528,33 @@
     <w:pPr>
       <w:spacing w:before="0" w:after="0" w:line="299" w:lineRule="exact"/>
       <w:ind w:left="2160" w:hanging="720"/>
+    </w:pPr>
+  </w:style>
+  <w:style w:type="paragraph" w:customStyle="1" w:styleId="XdQuoteList1">
+    <w:name w:val="Xd Quote List 1"/>
+    <w:basedOn w:val="Normal"/>
+    <w:qFormat/>
+    <w:pPr>
+      <w:spacing w:before="0" w:after="0" w:line="299" w:lineRule="exact"/>
+      <w:ind w:left="1440" w:right="720" w:hanging="720"/>
+    </w:pPr>
+  </w:style>
+  <w:style w:type="paragraph" w:customStyle="1" w:styleId="XdQuoteList2">
+    <w:name w:val="Xd Quote List 2"/>
+    <w:basedOn w:val="Normal"/>
+    <w:qFormat/>
+    <w:pPr>
+      <w:spacing w:before="0" w:after="0" w:line="299" w:lineRule="exact"/>
+      <w:ind w:left="2160" w:right="720" w:hanging="720"/>
+    </w:pPr>
+  </w:style>
+  <w:style w:type="paragraph" w:customStyle="1" w:styleId="XdQuoteList3">
+    <w:name w:val="Xd Quote List 3"/>
+    <w:basedOn w:val="Normal"/>
+    <w:qFormat/>
+    <w:pPr>
+      <w:spacing w:before="0" w:after="0" w:line="299" w:lineRule="exact"/>
+      <w:ind w:left="2880" w:right="720" w:hanging="720"/>
     </w:pPr>
   </w:style>
   <w:style w:type="paragraph" w:customStyle="1" w:styleId="XdTail">

--- a/courts/eighth-circuit/missouri/state/court-of-appeals-western-district/reply-brief/usage/OUTPUT-reply-brief.docx
+++ b/courts/eighth-circuit/missouri/state/court-of-appeals-western-district/reply-brief/usage/OUTPUT-reply-brief.docx
@@ -15015,7 +15015,7 @@
         <w:pStyle w:val="XdTail"/>
       </w:pPr>
       <w:r>
-        <w:t xml:space="preserve">/s/ W. Bevis Schock .</w:t>
+        <w:t xml:space="preserve">/s/ W. Bevis Schock ⁠.</w:t>
       </w:r>
       <w:r>
         <w:br/>
@@ -15113,7 +15113,7 @@
         <w:pStyle w:val="XdTail"/>
       </w:pPr>
       <w:r>
-        <w:t xml:space="preserve">/s/ W. Bevis Schock .</w:t>
+        <w:t xml:space="preserve">/s/ W. Bevis Schock ⁠.</w:t>
       </w:r>
       <w:r>
         <w:br/>

--- a/courts/eighth-circuit/missouri/state/court-of-appeals-western-district/reply-brief/usage/OUTPUT-reply-brief.docx
+++ b/courts/eighth-circuit/missouri/state/court-of-appeals-western-district/reply-brief/usage/OUTPUT-reply-brief.docx
@@ -329,9 +329,7 @@
           <w:b/>
           <w:bCs/>
         </w:rPr>
-        <w:t xml:space="preserve">12</w:t>
-        <w:noBreakHyphen/>
-        <w:t xml:space="preserve">2243</w:t>
+        <w:t xml:space="preserve">12-⁠2243</w:t>
       </w:r>
       <w:r>
         <w:rPr>
@@ -970,11 +968,7 @@
               <w:t xml:space="preserve"> </w:t>
             </w:r>
             <w:r>
-              <w:t xml:space="preserve">314</w:t>
-              <w:noBreakHyphen/>
-              <w:t xml:space="preserve">721</w:t>
-              <w:noBreakHyphen/>
-              <w:t xml:space="preserve">1698</w:t>
+              <w:t xml:space="preserve">314-⁠721-⁠1698</w:t>
             </w:r>
           </w:p>
           <w:p>
@@ -990,11 +984,7 @@
               <w:t xml:space="preserve"> </w:t>
             </w:r>
             <w:r>
-              <w:t xml:space="preserve">314</w:t>
-              <w:noBreakHyphen/>
-              <w:t xml:space="preserve">726</w:t>
-              <w:noBreakHyphen/>
-              <w:t xml:space="preserve">2322</w:t>
+              <w:t xml:space="preserve">314-⁠726-⁠2322</w:t>
             </w:r>
           </w:p>
         </w:tc>
@@ -1104,9 +1094,7 @@
               <w:t xml:space="preserve"> </w:t>
             </w:r>
             <w:r>
-              <w:t xml:space="preserve">63105</w:t>
-              <w:noBreakHyphen/>
-              <w:t xml:space="preserve">3860</w:t>
+              <w:t xml:space="preserve">63105-⁠3860</w:t>
             </w:r>
           </w:p>
           <w:p>
@@ -5757,9 +5745,7 @@
         <w:t xml:space="preserve"> </w:t>
       </w:r>
       <w:r>
-        <w:t xml:space="preserve">353</w:t>
-        <w:noBreakHyphen/>
-        <w:t xml:space="preserve">56</w:t>
+        <w:t xml:space="preserve">353-⁠56</w:t>
       </w:r>
       <w:r>
         <w:t xml:space="preserve"> </w:t>
@@ -9486,13 +9472,7 @@
         <w:t xml:space="preserve"> </w:t>
       </w:r>
       <w:r>
-        <w:t xml:space="preserve">then Appellants agree with Respondents’ Jurisdictional Statement (Resp. Brief at 1</w:t>
-      </w:r>
-      <w:r>
-        <w:noBreakHyphen/>
-      </w:r>
-      <w:r>
-        <w:t xml:space="preserve">2) that the Missouri Supreme Court has jurisdiction over this appeal. Accordingly, the entire case must be transferred. Mo. Const. Art. V §3;</w:t>
+        <w:t xml:space="preserve">then Appellants agree with Respondents’ Jurisdictional Statement (Resp. Brief at 1-⁠2) that the Missouri Supreme Court has jurisdiction over this appeal. Accordingly, the entire case must be transferred. Mo. Const. Art. V §3;</w:t>
       </w:r>
       <w:r>
         <w:t xml:space="preserve"> </w:t>
@@ -9543,13 +9523,7 @@
         <w:pStyle w:val="BodyText"/>
       </w:pPr>
       <w:r>
-        <w:t xml:space="preserve">Appellants withdraw their argument as to this Court’s jurisdiction offered in their Initial Brief. (App. Init. Brief at 1</w:t>
-      </w:r>
-      <w:r>
-        <w:noBreakHyphen/>
-      </w:r>
-      <w:r>
-        <w:t xml:space="preserve">2).</w:t>
+        <w:t xml:space="preserve">Appellants withdraw their argument as to this Court’s jurisdiction offered in their Initial Brief. (App. Init. Brief at 1-⁠2).</w:t>
       </w:r>
     </w:p>
     <w:p>
@@ -10692,13 +10666,7 @@
         <w:t xml:space="preserve">Nat’l Right to Life PAC v. Connor</w:t>
       </w:r>
       <w:r>
-        <w:t xml:space="preserve">, 323 F.3d 684, 692</w:t>
-      </w:r>
-      <w:r>
-        <w:noBreakHyphen/>
-      </w:r>
-      <w:r>
-        <w:t xml:space="preserve">93 (8th Cir. 2003).</w:t>
+        <w:t xml:space="preserve">, 323 F.3d 684, 692-⁠93 (8th Cir. 2003).</w:t>
       </w:r>
     </w:p>
     <w:p>
@@ -11145,13 +11113,7 @@
         <w:t xml:space="preserve">v. FEC</w:t>
       </w:r>
       <w:r>
-        <w:t xml:space="preserve">, 558 310, 366</w:t>
-      </w:r>
-      <w:r>
-        <w:noBreakHyphen/>
-      </w:r>
-      <w:r>
-        <w:t xml:space="preserve">67 (2010);</w:t>
+        <w:t xml:space="preserve">, 558 310, 366-⁠67 (2010);</w:t>
       </w:r>
       <w:r>
         <w:t xml:space="preserve"> </w:t>
@@ -11440,13 +11402,7 @@
         <w:t xml:space="preserve">v. Ohio Elections Comm’n</w:t>
       </w:r>
       <w:r>
-        <w:t xml:space="preserve">, 514 U.S. 334, 353</w:t>
-      </w:r>
-      <w:r>
-        <w:noBreakHyphen/>
-      </w:r>
-      <w:r>
-        <w:t xml:space="preserve">56 (1995), the Court distinguished its precedents affirming disclosure requirements in candidate elections as it overturned a fine for distributing anonymous pamphlets opposing a school tax levy, and the Court appeared to side enthusiastically against disclosure.</w:t>
+        <w:t xml:space="preserve">, 514 U.S. 334, 353-⁠56 (1995), the Court distinguished its precedents affirming disclosure requirements in candidate elections as it overturned a fine for distributing anonymous pamphlets opposing a school tax levy, and the Court appeared to side enthusiastically against disclosure.</w:t>
       </w:r>
       <w:r>
         <w:t xml:space="preserve"> </w:t>
@@ -12382,13 +12338,7 @@
         <w:t xml:space="preserve">Minnesota Citizens for Life v. Swanson</w:t>
       </w:r>
       <w:r>
-        <w:t xml:space="preserve">, 692 F.3d 864, 876</w:t>
-      </w:r>
-      <w:r>
-        <w:noBreakHyphen/>
-      </w:r>
-      <w:r>
-        <w:t xml:space="preserve">77 (8th Cir. 2012), the State can accomplish its disclosure interests as this PAC and its treasurer through less burdensome measures such as requiring reporting only when money is spent. Just because the</w:t>
+        <w:t xml:space="preserve">, 692 F.3d 864, 876-⁠77 (8th Cir. 2012), the State can accomplish its disclosure interests as this PAC and its treasurer through less burdensome measures such as requiring reporting only when money is spent. Just because the</w:t>
       </w:r>
       <w:r>
         <w:t xml:space="preserve"> </w:t>
@@ -13204,13 +13154,7 @@
         <w:t xml:space="preserve"> </w:t>
       </w:r>
       <w:r>
-        <w:t xml:space="preserve">was closed to the public. Appellants objected to the closing of the hearing and the objection was continuing, L.F. 174</w:t>
-      </w:r>
-      <w:r>
-        <w:noBreakHyphen/>
-      </w:r>
-      <w:r>
-        <w:t xml:space="preserve">175.</w:t>
+        <w:t xml:space="preserve">was closed to the public. Appellants objected to the closing of the hearing and the objection was continuing, L.F. 174-⁠175.</w:t>
       </w:r>
     </w:p>
     <w:p>
@@ -13298,13 +13242,7 @@
         <w:t xml:space="preserve">Co. v. Superior Ct.</w:t>
       </w:r>
       <w:r>
-        <w:t xml:space="preserve">, 478 U.S. 1, 6</w:t>
-      </w:r>
-      <w:r>
-        <w:noBreakHyphen/>
-      </w:r>
-      <w:r>
-        <w:t xml:space="preserve">13 (1986). As MEC recognizes, this right of access has even been ordered in hybrid criminal-civil proceedings such as a contempt hearing.</w:t>
+        <w:t xml:space="preserve">, 478 U.S. 1, 6-⁠13 (1986). As MEC recognizes, this right of access has even been ordered in hybrid criminal-civil proceedings such as a contempt hearing.</w:t>
       </w:r>
       <w:r>
         <w:t xml:space="preserve"> </w:t>
@@ -13874,13 +13812,7 @@
         <w:t xml:space="preserve">Sampson</w:t>
       </w:r>
       <w:r>
-        <w:t xml:space="preserve">, above, 625 F.3d at 1253</w:t>
-      </w:r>
-      <w:r>
-        <w:noBreakHyphen/>
-      </w:r>
-      <w:r>
-        <w:t xml:space="preserve">54.</w:t>
+        <w:t xml:space="preserve">, above, 625 F.3d at 1253-⁠54.</w:t>
       </w:r>
     </w:p>
     <w:p>
@@ -14265,13 +14197,7 @@
         <w:t xml:space="preserve">for Congress PAC</w:t>
       </w:r>
       <w:r>
-        <w:t xml:space="preserve">, 983 F.Supp.2d at 13</w:t>
-      </w:r>
-      <w:r>
-        <w:noBreakHyphen/>
-      </w:r>
-      <w:r>
-        <w:t xml:space="preserve">14.</w:t>
+        <w:t xml:space="preserve">, 983 F.Supp.2d at 13-⁠14.</w:t>
       </w:r>
     </w:p>
     <w:p>
@@ -14700,11 +14626,7 @@
                     <w:t xml:space="preserve"> </w:t>
                   </w:r>
                   <w:r>
-                    <w:t xml:space="preserve">314</w:t>
-                    <w:noBreakHyphen/>
-                    <w:t xml:space="preserve">721</w:t>
-                    <w:noBreakHyphen/>
-                    <w:t xml:space="preserve">1698</w:t>
+                    <w:t xml:space="preserve">314-⁠721-⁠1698</w:t>
                   </w:r>
                 </w:p>
                 <w:p>
@@ -14720,11 +14642,7 @@
                     <w:t xml:space="preserve"> </w:t>
                   </w:r>
                   <w:r>
-                    <w:t xml:space="preserve">314</w:t>
-                    <w:noBreakHyphen/>
-                    <w:t xml:space="preserve">726</w:t>
-                    <w:noBreakHyphen/>
-                    <w:t xml:space="preserve">2322</w:t>
+                    <w:t xml:space="preserve">314-⁠726-⁠2322</w:t>
                   </w:r>
                 </w:p>
               </w:tc>
@@ -14862,9 +14780,7 @@
                     <w:t xml:space="preserve"> </w:t>
                   </w:r>
                   <w:r>
-                    <w:t xml:space="preserve">63105</w:t>
-                    <w:noBreakHyphen/>
-                    <w:t xml:space="preserve">3860</w:t>
+                    <w:t xml:space="preserve">63105-⁠3860</w:t>
                   </w:r>
                 </w:p>
                 <w:p>
@@ -15310,13 +15226,7 @@
         <w:t xml:space="preserve">Citizens for Rent Control v. City of Berkeley</w:t>
       </w:r>
       <w:r>
-        <w:t xml:space="preserve">, 454 U.S. 290, 296</w:t>
-      </w:r>
-      <w:r>
-        <w:noBreakHyphen/>
-      </w:r>
-      <w:r>
-        <w:t xml:space="preserve">300 (1981);</w:t>
+        <w:t xml:space="preserve">, 454 U.S. 290, 296-⁠300 (1981);</w:t>
       </w:r>
       <w:r>
         <w:t xml:space="preserve"> </w:t>
@@ -16278,7 +16188,7 @@
     <w:qFormat/>
     <w:pPr>
       <w:keepLines/>
-      <w:spacing w:before="0" w:after="140" w:line="299" w:lineRule="exact"/>
+      <w:spacing w:before="23" w:after="140" w:line="299" w:lineRule="exact"/>
     </w:pPr>
     <w:rPr>
       <w:sz w:val="26"/>
